--- a/Informes/Propuesta Inicial.docx
+++ b/Informes/Propuesta Inicial.docx
@@ -279,7 +279,16 @@
           <w:szCs w:val="36"/>
           <w:lang w:eastAsia="es-ES"/>
         </w:rPr>
-        <w:t>12C 2025</w:t>
+        <w:t>1C 202</w:t>
+      </w:r>
+      <w:r>
+        <w:rPr>
+          <w:rFonts w:ascii="Calisto MT" w:hAnsi="Calisto MT"/>
+          <w:sz w:val="36"/>
+          <w:szCs w:val="36"/>
+          <w:lang w:eastAsia="es-ES"/>
+        </w:rPr>
+        <w:t>6</w:t>
       </w:r>
     </w:p>
     <w:p>
